--- a/agendas/Agenda 2025-09-18.docx
+++ b/agendas/Agenda 2025-09-18.docx
@@ -9,13 +9,7 @@
     </w:p>
     <w:p>
       <w:r>
-        <w:t>1</w:t>
-      </w:r>
-      <w:r>
-        <w:t>8</w:t>
-      </w:r>
-      <w:r>
-        <w:t>-Sep-2025</w:t>
+        <w:t>18-Sep-2025</w:t>
       </w:r>
     </w:p>
     <w:p/>
@@ -57,6 +51,11 @@
       </w:r>
     </w:p>
     <w:p/>
+    <w:p>
+      <w:r>
+        <w:t>4. Additional Data EVA</w:t>
+      </w:r>
+    </w:p>
     <w:p/>
     <w:p/>
     <w:p/>
